--- a/Entregas/Sprint 1/Planejamento e Arquitetura/H1 - Definir arquitetura do sistema, stack tecnológica e repositório/PSP2 - S1T01 - Mapear Requisitos Técnicos.docx
+++ b/Entregas/Sprint 1/Planejamento e Arquitetura/H1 - Definir arquitetura do sistema, stack tecnológica e repositório/PSP2 - S1T01 - Mapear Requisitos Técnicos.docx
@@ -46,6 +46,62 @@
       </w:pPr>
       <w:r>
         <w:t xml:space="preserve"/>
+      </w:r>
+    </w:p>
+    <w:p>
+      <w:pPr>
+        <w:pStyle w:val="Heading2"/>
+        <w:spacing w:after="180" w:before="120"/>
+      </w:pPr>
+      <w:r>
+        <w:rPr>
+          <w:rFonts w:ascii="Arial" w:cs="Arial" w:eastAsia="Arial" w:hAnsi="Arial"/>
+          <w:b/>
+          <w:bCs/>
+          <w:color w:val="1F3864"/>
+          <w:sz w:val="28"/>
+          <w:szCs w:val="28"/>
+        </w:rPr>
+        <w:t xml:space="preserve">📖 Em palavras simples</w:t>
+      </w:r>
+    </w:p>
+    <w:p>
+      <w:pPr>
+        <w:spacing w:after="180"/>
+      </w:pPr>
+      <w:r>
+        <w:rPr>
+          <w:rFonts w:ascii="Arial" w:cs="Arial" w:eastAsia="Arial" w:hAnsi="Arial"/>
+          <w:sz w:val="22"/>
+          <w:szCs w:val="22"/>
+        </w:rPr>
+        <w:t xml:space="preserve">Antes de escrever qualquer código, a gente precisava listar exatamente o que o sistema vai ter que fazer: que tipos de arquivo o aluno vai enviar (PDF, slide, foto do quadro…), quantos documentos por dia, quem vai usar e com quais outros serviços (Google Drive, IA) o produto vai conversar. Essa entrega é essa lista, organizada e priorizada.</w:t>
+      </w:r>
+    </w:p>
+    <w:p>
+      <w:pPr>
+        <w:spacing w:after="180"/>
+      </w:pPr>
+      <w:r>
+        <w:rPr>
+          <w:rFonts w:ascii="Arial" w:cs="Arial" w:eastAsia="Arial" w:hAnsi="Arial"/>
+          <w:sz w:val="22"/>
+          <w:szCs w:val="22"/>
+        </w:rPr>
+        <w:t xml:space="preserve">É o equivalente a fazer a planta da casa antes de começar a obra. Sem isso, o desenvolvedor escolhe o material errado, o eletricista passa fio no lugar errado, e no fim sobra retrabalho. Aqui mapeamos volume esperado, formatos de entrada, integrações externas e restrições (como o limite de 60 segundos de cada chamada no servidor).</w:t>
+      </w:r>
+    </w:p>
+    <w:p>
+      <w:pPr>
+        <w:spacing w:after="180"/>
+      </w:pPr>
+      <w:r>
+        <w:rPr>
+          <w:rFonts w:ascii="Arial" w:cs="Arial" w:eastAsia="Arial" w:hAnsi="Arial"/>
+          <w:sz w:val="22"/>
+          <w:szCs w:val="22"/>
+        </w:rPr>
+        <w:t xml:space="preserve">Por que isso importa? Cada decisão das próximas tarefas (que linguagem usar, que banco de dados escolher, como dividir as sprints) precisa de uma referência clara do que está dentro e do que está fora do escopo. Esse documento é essa referência — quando alguém pergunta “isso entra no MVP?”, é aqui que a resposta está.</w:t>
       </w:r>
     </w:p>
     <w:p>
